--- a/ambr9_stochastic.docx
+++ b/ambr9_stochastic.docx
@@ -3628,13 +3628,13 @@
       </w:r>
     </w:p>
     <w:bookmarkEnd w:id="45"/>
-    <w:bookmarkStart w:id="46" w:name="X2d8e582e2c72ac25157f83ed416e46af354785e"/>
+    <w:bookmarkStart w:id="46" w:name="X041b0706b227fe22e3b99eae7c1b8999d797f70"/>
     <w:p>
       <w:pPr>
         <w:pStyle w:val="Heading2"/>
       </w:pPr>
       <w:r>
-        <w:t xml:space="preserve">5.3 Compute bootstrapped 95% CIs on the intercept and slope</w:t>
+        <w:t xml:space="preserve">5.3 Compute bootstrapped 95% CIs for the slope</w:t>
       </w:r>
     </w:p>
     <w:p>
